--- a/docs/TP_ANALISIS_Y_DISENO_BANCO_DE_ANTEOJOS.docx
+++ b/docs/TP_ANALISIS_Y_DISENO_BANCO_DE_ANTEOJOS.docx
@@ -705,7 +705,7 @@
           <w:i/>
           <w:iCs/>
         </w:rPr>
-        <w:t xml:space="preserve">Las 12 clases del dominio y sus 12 asociaciones, todas en un único diagrama (ninguna relación queda relegada a una nota de texto).</w:t>
+        <w:t xml:space="preserve">Las 13 clases del dominio y sus 13 asociaciones, todas en un único diagrama (ninguna relación queda relegada a una nota de texto).</w:t>
       </w:r>
     </w:p>
     <w:tbl>
@@ -747,7 +747,7 @@
             <w:r>
               <w:drawing>
                 <wp:inline distT="0" distB="0" distL="0" distR="0">
-                  <wp:extent cx="6276975" cy="4552950"/>
+                  <wp:extent cx="6276975" cy="4210050"/>
                   <wp:effectExtent t="0" r="0" b="0" l="0"/>
                   <wp:docPr id="1" name="" descr="" title=""/>
                   <wp:cNvGraphicFramePr>
@@ -772,7 +772,7 @@
                         <pic:spPr bwMode="auto">
                           <a:xfrm>
                             <a:off x="0" y="0"/>
-                            <a:ext cx="6276975" cy="4552950"/>
+                            <a:ext cx="6276975" cy="4210050"/>
                           </a:xfrm>
                           <a:prstGeom prst="rect">
                             <a:avLst/>
@@ -2435,6 +2435,77 @@
           </w:p>
         </w:tc>
       </w:tr>
+      <w:tr>
+        <w:tc>
+          <w:tcPr>
+            <w:tcW w:type="dxa" w:w="2600"/>
+            <w:tcMar>
+              <w:top w:type="dxa" w:w="60"/>
+              <w:left w:type="dxa" w:w="80"/>
+              <w:bottom w:type="dxa" w:w="60"/>
+              <w:right w:type="dxa" w:w="80"/>
+            </w:tcMar>
+            <w:vAlign w:val="center"/>
+          </w:tcPr>
+          <w:p>
+            <w:r>
+              <w:rPr>
+                <w:b w:val="false"/>
+                <w:bCs w:val="false"/>
+                <w:sz w:val="18"/>
+                <w:szCs w:val="18"/>
+              </w:rPr>
+              <w:t xml:space="preserve">Sale — Comprador</w:t>
+            </w:r>
+          </w:p>
+        </w:tc>
+        <w:tc>
+          <w:tcPr>
+            <w:tcW w:type="dxa" w:w="1600"/>
+            <w:tcMar>
+              <w:top w:type="dxa" w:w="60"/>
+              <w:left w:type="dxa" w:w="80"/>
+              <w:bottom w:type="dxa" w:w="60"/>
+              <w:right w:type="dxa" w:w="80"/>
+            </w:tcMar>
+            <w:vAlign w:val="center"/>
+          </w:tcPr>
+          <w:p>
+            <w:r>
+              <w:rPr>
+                <w:b w:val="false"/>
+                <w:bCs w:val="false"/>
+                <w:sz w:val="18"/>
+                <w:szCs w:val="18"/>
+              </w:rPr>
+              <w:t xml:space="preserve">0..* — 1 (conceptual)</w:t>
+            </w:r>
+          </w:p>
+        </w:tc>
+        <w:tc>
+          <w:tcPr>
+            <w:tcW w:type="dxa" w:w="5880"/>
+            <w:tcMar>
+              <w:top w:type="dxa" w:w="60"/>
+              <w:left w:type="dxa" w:w="80"/>
+              <w:bottom w:type="dxa" w:w="60"/>
+              <w:right w:type="dxa" w:w="80"/>
+            </w:tcMar>
+            <w:vAlign w:val="center"/>
+          </w:tcPr>
+          <w:p>
+            <w:r>
+              <w:rPr>
+                <w:b w:val="false"/>
+                <w:bCs w:val="false"/>
+                <w:sz w:val="18"/>
+                <w:szCs w:val="18"/>
+              </w:rPr>
+              <w:t xml:space="preserve">El comprador navega el catálogo y decide la compra; el Operador es quien la registra</w:t>
+            </w:r>
+          </w:p>
+        </w:tc>
+      </w:tr>
     </w:tbl>
     <w:p>
       <w:pPr>
@@ -2456,6 +2527,19 @@
       </w:pPr>
       <w:r>
         <w:t xml:space="preserve">Product/Sale (catálogo de venta) no se relaciona con Donor ni Frame: son anteojos de sol para financiar la fundación, no marcos donados para beneficiarios — mezclar ambos inventarios sería un acoplamiento accidental.</w:t>
+      </w:r>
+    </w:p>
+    <w:p>
+      <w:pPr>
+        <w:pStyle w:val="ListParagraph"/>
+        <w:numPr>
+          <w:ilvl w:val="0"/>
+          <w:numId w:val="2"/>
+        </w:numPr>
+        <w:spacing w:after="70"/>
+      </w:pPr>
+      <w:r>
+        <w:t xml:space="preserve">Comprador se dibuja con línea punteada porque es una asociación conceptual, no una FK persistida: el comprador no tiene cuenta ni login (consulta el catálogo público, RF-28), y el sistema no guarda su identidad más allá del nombre suelto en Sale.buyerName. Quien efectivamente registra la venta es un Operador — sin login especial para "vendedor" — por eso tampoco aparece una asociación formal Operador–Sale: el sistema no lleva ese registro.</w:t>
       </w:r>
     </w:p>
     <w:p>

--- a/docs/TP_ANALISIS_Y_DISENO_BANCO_DE_ANTEOJOS.docx
+++ b/docs/TP_ANALISIS_Y_DISENO_BANCO_DE_ANTEOJOS.docx
@@ -25848,6 +25848,31 @@
       </w:pPr>
       <w:r>
         <w:t xml:space="preserve">Catálogo (Product/Sale) es un dominio intencionalmente independiente: no tiene relación de datos con Donor/Frame — son anteojos de sol para la venta, no marcos donados para beneficiarios.</w:t>
+      </w:r>
+    </w:p>
+    <w:p>
+      <w:pPr>
+        <w:pStyle w:val="ListParagraph"/>
+        <w:numPr>
+          <w:ilvl w:val="0"/>
+          <w:numId w:val="5"/>
+        </w:numPr>
+        <w:spacing w:after="70"/>
+      </w:pPr>
+      <w:r>
+        <w:t xml:space="preserve">Appointment se asocia opcionalmente con Assignment ("retiro de", 0..1–0..1): un turno puede ser para retirar un par puntual, o de atención general (assignment_id nulo).</w:t>
+      </w:r>
+    </w:p>
+    <w:p>
+      <w:pPr>
+        <w:spacing w:after="140"/>
+      </w:pPr>
+      <w:r>
+        <w:rPr>
+          <w:i/>
+          <w:iCs/>
+        </w:rPr>
+        <w:t xml:space="preserve">Este diagrama es un resumen a nivel de arquitectura. El detalle completo de atributos, enumeraciones y asociaciones —incluida la asociación conceptual con Comprador, que no tiene tabla propia— está en el Modelo de Dominio.</w:t>
       </w:r>
     </w:p>
     <w:p>

--- a/docs/TP_ANALISIS_Y_DISENO_BANCO_DE_ANTEOJOS.docx
+++ b/docs/TP_ANALISIS_Y_DISENO_BANCO_DE_ANTEOJOS.docx
@@ -1295,7 +1295,7 @@
                 <w:sz w:val="18"/>
                 <w:szCs w:val="18"/>
               </w:rPr>
-              <w:t xml:space="preserve">PENDING_PAYMENT, SCHEDULED, COMPLETED, MISSED, CANCELLED</w:t>
+              <w:t xml:space="preserve">PENDING_PAYMENT, PENDING_REVIEW, SCHEDULED, COMPLETED, MISSED, CANCELLED</w:t>
             </w:r>
           </w:p>
         </w:tc>
@@ -3692,7 +3692,7 @@
             <w:r>
               <w:drawing>
                 <wp:inline distT="0" distB="0" distL="0" distR="0">
-                  <wp:extent cx="6276975" cy="2752725"/>
+                  <wp:extent cx="6276975" cy="3286125"/>
                   <wp:effectExtent t="0" r="0" b="0" l="0"/>
                   <wp:docPr id="7" name="" descr="" title=""/>
                   <wp:cNvGraphicFramePr>
@@ -3717,7 +3717,7 @@
                         <pic:spPr bwMode="auto">
                           <a:xfrm>
                             <a:off x="0" y="0"/>
-                            <a:ext cx="6276975" cy="2752725"/>
+                            <a:ext cx="6276975" cy="3286125"/>
                           </a:xfrm>
                           <a:prstGeom prst="rect">
                             <a:avLst/>
@@ -8353,7 +8353,7 @@
             <w:r>
               <w:drawing>
                 <wp:inline distT="0" distB="0" distL="0" distR="0">
-                  <wp:extent cx="6276975" cy="2752725"/>
+                  <wp:extent cx="6276975" cy="3286125"/>
                   <wp:effectExtent t="0" r="0" b="0" l="0"/>
                   <wp:docPr id="16" name="" descr="" title=""/>
                   <wp:cNvGraphicFramePr>
@@ -8378,7 +8378,7 @@
                         <pic:spPr bwMode="auto">
                           <a:xfrm>
                             <a:off x="0" y="0"/>
-                            <a:ext cx="6276975" cy="2752725"/>
+                            <a:ext cx="6276975" cy="3286125"/>
                           </a:xfrm>
                           <a:prstGeom prst="rect">
                             <a:avLst/>
@@ -8636,7 +8636,7 @@
         <w:t xml:space="preserve">Postcondiciones: </w:t>
       </w:r>
       <w:r>
-        <w:t xml:space="preserve">Turno confirmado (o continúa pendiente).</w:t>
+        <w:t xml:space="preserve">Turno pendiente de revisión (o continúa pendiente de pago).</w:t>
       </w:r>
     </w:p>
     <w:p>
@@ -8684,7 +8684,7 @@
         <w:ind w:left="260"/>
       </w:pPr>
       <w:r>
-        <w:t xml:space="preserve">4. El sistema valida que el archivo sea válido.</w:t>
+        <w:t xml:space="preserve">4. El sistema valida que el archivo sea un PDF, JPG o PNG válido y, si es PDF, que su contenido sea compatible con un comprobante de pago (detecta palabras clave como "comprobante", "recibo", "monto", "transacción").</w:t>
       </w:r>
     </w:p>
     <w:p>
@@ -8693,7 +8693,7 @@
         <w:ind w:left="260"/>
       </w:pPr>
       <w:r>
-        <w:t xml:space="preserve">5. El sistema cambia el turno a estado confirmado y dispara la notificación de confirmación (UC-22).</w:t>
+        <w:t xml:space="preserve">5. El sistema cambia el turno a estado "pendiente de revisión" y continúa en UC-20c.</w:t>
       </w:r>
     </w:p>
     <w:p>
@@ -8746,7 +8746,7 @@
           <w:sz w:val="20"/>
           <w:szCs w:val="20"/>
         </w:rPr>
-        <w:t xml:space="preserve">4a. El archivo no es válido.</w:t>
+        <w:t xml:space="preserve">4a. El archivo no es válido, o el PDF no parece un comprobante de pago.</w:t>
       </w:r>
     </w:p>
     <w:p>
@@ -8773,7 +8773,7 @@
         <w:spacing w:after="100" w:before="220"/>
       </w:pPr>
       <w:r>
-        <w:t xml:space="preserve">Caso de uso UC-21: Reprogramar o cancelar turno</w:t>
+        <w:t xml:space="preserve">Caso de uso UC-20c: Revisar y aprobar comprobante de turno</w:t>
       </w:r>
     </w:p>
     <w:p>
@@ -8788,7 +8788,7 @@
         <w:t xml:space="preserve">Actor: </w:t>
       </w:r>
       <w:r>
-        <w:t xml:space="preserve">Operador, Beneficiario</w:t>
+        <w:t xml:space="preserve">Operador</w:t>
       </w:r>
     </w:p>
     <w:p>
@@ -8803,7 +8803,7 @@
         <w:t xml:space="preserve">Precondiciones: </w:t>
       </w:r>
       <w:r>
-        <w:t xml:space="preserve">Turno existente; pertenencia validada.</w:t>
+        <w:t xml:space="preserve">Turno en estado "pendiente de revisión" (UC-20b).</w:t>
       </w:r>
     </w:p>
     <w:p>
@@ -8818,7 +8818,7 @@
         <w:t xml:space="preserve">Postcondiciones: </w:t>
       </w:r>
       <w:r>
-        <w:t xml:space="preserve">Turno actualizado.</w:t>
+        <w:t xml:space="preserve">Turno confirmado.</w:t>
       </w:r>
     </w:p>
     <w:p>
@@ -8830,7 +8830,7 @@
           <w:b/>
           <w:bCs/>
         </w:rPr>
-        <w:t xml:space="preserve">Escenario de éxito (reprogramar):</w:t>
+        <w:t xml:space="preserve">Escenario de éxito:</w:t>
       </w:r>
     </w:p>
     <w:p>
@@ -8839,7 +8839,7 @@
         <w:ind w:left="260"/>
       </w:pPr>
       <w:r>
-        <w:t xml:space="preserve">1. El actor elige reprogramar un turno.</w:t>
+        <w:t xml:space="preserve">1. El operador abre el turno pendiente de revisión y consulta el comprobante cargado.</w:t>
       </w:r>
     </w:p>
     <w:p>
@@ -8848,7 +8848,7 @@
         <w:ind w:left="260"/>
       </w:pPr>
       <w:r>
-        <w:t xml:space="preserve">2. El sistema muestra la disponibilidad de fechas.</w:t>
+        <w:t xml:space="preserve">2. El operador verifica que el comprobante corresponde al bono contribución del turno.</w:t>
       </w:r>
     </w:p>
     <w:p>
@@ -8857,7 +8857,7 @@
         <w:ind w:left="260"/>
       </w:pPr>
       <w:r>
-        <w:t xml:space="preserve">3. El actor selecciona una nueva fecha y hora.</w:t>
+        <w:t xml:space="preserve">3. El operador aprueba el turno.</w:t>
       </w:r>
     </w:p>
     <w:p>
@@ -8866,7 +8866,7 @@
         <w:ind w:left="260"/>
       </w:pPr>
       <w:r>
-        <w:t xml:space="preserve">4. El sistema actualiza el turno conservando el estado confirmado y notifica el cambio (UC-22).</w:t>
+        <w:t xml:space="preserve">4. El sistema cambia el turno a estado confirmado y dispara la notificación de confirmación (UC-22).</w:t>
       </w:r>
     </w:p>
     <w:p>
@@ -8894,7 +8894,7 @@
           <w:sz w:val="20"/>
           <w:szCs w:val="20"/>
         </w:rPr>
-        <w:t xml:space="preserve">1a. El actor elige cancelar el turno en lugar de reprogramarlo.</w:t>
+        <w:t xml:space="preserve">3a. El comprobante tiene un problema (no corresponde, monto incorrecto, ilegible, etc.).</w:t>
       </w:r>
     </w:p>
     <w:p>
@@ -8903,7 +8903,73 @@
         <w:ind w:left="260"/>
       </w:pPr>
       <w:r>
-        <w:t xml:space="preserve">1. El sistema solicita el motivo de la cancelación.</w:t>
+        <w:t xml:space="preserve">1. El operador cancela el turno en lugar de aprobarlo, con el motivo (UC-21, alternativo 1a).</w:t>
+      </w:r>
+    </w:p>
+    <w:p>
+      <w:pPr>
+        <w:pStyle w:val="Heading3"/>
+        <w:spacing w:after="100" w:before="220"/>
+      </w:pPr>
+      <w:r>
+        <w:t xml:space="preserve">Caso de uso UC-21: Reprogramar o cancelar turno</w:t>
+      </w:r>
+    </w:p>
+    <w:p>
+      <w:pPr>
+        <w:spacing w:after="60"/>
+      </w:pPr>
+      <w:r>
+        <w:rPr>
+          <w:b/>
+          <w:bCs/>
+        </w:rPr>
+        <w:t xml:space="preserve">Actor: </w:t>
+      </w:r>
+      <w:r>
+        <w:t xml:space="preserve">Operador, Beneficiario</w:t>
+      </w:r>
+    </w:p>
+    <w:p>
+      <w:pPr>
+        <w:spacing w:after="60"/>
+      </w:pPr>
+      <w:r>
+        <w:rPr>
+          <w:b/>
+          <w:bCs/>
+        </w:rPr>
+        <w:t xml:space="preserve">Precondiciones: </w:t>
+      </w:r>
+      <w:r>
+        <w:t xml:space="preserve">Turno existente — confirmado (para reprogramar o cancelar) o pendiente de revisión (solo para cancelar, si el comprobante tiene un problema); pertenencia validada.</w:t>
+      </w:r>
+    </w:p>
+    <w:p>
+      <w:pPr>
+        <w:spacing w:after="60"/>
+      </w:pPr>
+      <w:r>
+        <w:rPr>
+          <w:b/>
+          <w:bCs/>
+        </w:rPr>
+        <w:t xml:space="preserve">Postcondiciones: </w:t>
+      </w:r>
+      <w:r>
+        <w:t xml:space="preserve">Turno actualizado.</w:t>
+      </w:r>
+    </w:p>
+    <w:p>
+      <w:pPr>
+        <w:spacing w:after="60" w:before="80"/>
+      </w:pPr>
+      <w:r>
+        <w:rPr>
+          <w:b/>
+          <w:bCs/>
+        </w:rPr>
+        <w:t xml:space="preserve">Escenario de éxito (reprogramar):</w:t>
       </w:r>
     </w:p>
     <w:p>
@@ -8912,7 +8978,7 @@
         <w:ind w:left="260"/>
       </w:pPr>
       <w:r>
-        <w:t xml:space="preserve">2. El actor ingresa el motivo y confirma.</w:t>
+        <w:t xml:space="preserve">1. El actor elige reprogramar un turno confirmado.</w:t>
       </w:r>
     </w:p>
     <w:p>
@@ -8921,7 +8987,37 @@
         <w:ind w:left="260"/>
       </w:pPr>
       <w:r>
-        <w:t xml:space="preserve">3. El sistema cambia el turno a estado cancelado y notifica (UC-22).</w:t>
+        <w:t xml:space="preserve">2. El sistema muestra la disponibilidad de fechas.</w:t>
+      </w:r>
+    </w:p>
+    <w:p>
+      <w:pPr>
+        <w:spacing w:after="50"/>
+        <w:ind w:left="260"/>
+      </w:pPr>
+      <w:r>
+        <w:t xml:space="preserve">3. El actor selecciona una nueva fecha y hora.</w:t>
+      </w:r>
+    </w:p>
+    <w:p>
+      <w:pPr>
+        <w:spacing w:after="50"/>
+        <w:ind w:left="260"/>
+      </w:pPr>
+      <w:r>
+        <w:t xml:space="preserve">4. El sistema actualiza el turno conservando el estado confirmado y notifica el cambio (UC-22).</w:t>
+      </w:r>
+    </w:p>
+    <w:p>
+      <w:pPr>
+        <w:spacing w:after="40" w:before="100"/>
+      </w:pPr>
+      <w:r>
+        <w:rPr>
+          <w:b/>
+          <w:bCs/>
+        </w:rPr>
+        <w:t xml:space="preserve">Escenarios alternativos:</w:t>
       </w:r>
     </w:p>
     <w:p>
@@ -8937,7 +9033,7 @@
           <w:sz w:val="20"/>
           <w:szCs w:val="20"/>
         </w:rPr>
-        <w:t xml:space="preserve">1b. El actor intenta gestionar un turno que no le pertenece.</w:t>
+        <w:t xml:space="preserve">1a. El actor elige cancelar el turno en lugar de reprogramarlo.</w:t>
       </w:r>
     </w:p>
     <w:p>
@@ -8946,7 +9042,25 @@
         <w:ind w:left="260"/>
       </w:pPr>
       <w:r>
-        <w:t xml:space="preserve">1. El sistema rechaza la operación (no encontrado).</w:t>
+        <w:t xml:space="preserve">1. El sistema solicita el motivo de la cancelación.</w:t>
+      </w:r>
+    </w:p>
+    <w:p>
+      <w:pPr>
+        <w:spacing w:after="50"/>
+        <w:ind w:left="260"/>
+      </w:pPr>
+      <w:r>
+        <w:t xml:space="preserve">2. El actor ingresa el motivo y confirma.</w:t>
+      </w:r>
+    </w:p>
+    <w:p>
+      <w:pPr>
+        <w:spacing w:after="50"/>
+        <w:ind w:left="260"/>
+      </w:pPr>
+      <w:r>
+        <w:t xml:space="preserve">3. El sistema cambia el turno a estado cancelado y notifica (UC-22).</w:t>
       </w:r>
     </w:p>
     <w:p>
@@ -8962,7 +9076,7 @@
           <w:sz w:val="20"/>
           <w:szCs w:val="20"/>
         </w:rPr>
-        <w:t xml:space="preserve">3a. El nuevo horario elegido ya no está disponible.</w:t>
+        <w:t xml:space="preserve">1b. El actor intenta gestionar un turno que no le pertenece.</w:t>
       </w:r>
     </w:p>
     <w:p>
@@ -8971,7 +9085,23 @@
         <w:ind w:left="260"/>
       </w:pPr>
       <w:r>
-        <w:t xml:space="preserve">1. El sistema notifica que el horario fue tomado.</w:t>
+        <w:t xml:space="preserve">1. El sistema rechaza la operación (no encontrado).</w:t>
+      </w:r>
+    </w:p>
+    <w:p>
+      <w:pPr>
+        <w:spacing w:after="50" w:before="120"/>
+      </w:pPr>
+      <w:r>
+        <w:rPr>
+          <w:b/>
+          <w:bCs/>
+          <w:i/>
+          <w:iCs/>
+          <w:sz w:val="20"/>
+          <w:szCs w:val="20"/>
+        </w:rPr>
+        <w:t xml:space="preserve">3a. El nuevo horario elegido ya no está disponible.</w:t>
       </w:r>
     </w:p>
     <w:p>
@@ -8980,6 +9110,15 @@
         <w:ind w:left="260"/>
       </w:pPr>
       <w:r>
+        <w:t xml:space="preserve">1. El sistema notifica que el horario fue tomado.</w:t>
+      </w:r>
+    </w:p>
+    <w:p>
+      <w:pPr>
+        <w:spacing w:after="50"/>
+        <w:ind w:left="260"/>
+      </w:pPr>
+      <w:r>
         <w:t xml:space="preserve">2. Se vuelve al paso 2.</w:t>
       </w:r>
     </w:p>
@@ -9004,7 +9143,7 @@
         <w:t xml:space="preserve">Actor: </w:t>
       </w:r>
       <w:r>
-        <w:t xml:space="preserve">Sistema (disparado por UC-20b y UC-21)</w:t>
+        <w:t xml:space="preserve">Sistema (disparado por UC-20c y UC-21)</w:t>
       </w:r>
     </w:p>
     <w:p>
@@ -9019,7 +9158,7 @@
         <w:t xml:space="preserve">Precondiciones: </w:t>
       </w:r>
       <w:r>
-        <w:t xml:space="preserve">Evento de turno ocurrido (confirmación, reprogramación o cancelación).</w:t>
+        <w:t xml:space="preserve">Evento de turno ocurrido (confirmación tras revisión, reprogramación o cancelación).</w:t>
       </w:r>
     </w:p>
     <w:p>
@@ -10484,7 +10623,7 @@
         <w:spacing w:after="70"/>
       </w:pPr>
       <w:r>
-        <w:t xml:space="preserve">Correspondencia 1 a 1 con los RF del SRS, salvo UC-20/UC-20b que desagregan RF-20 para reflejar el flujo condicionado al bono contribución (decisión de diseño, no un requisito adicional).</w:t>
+        <w:t xml:space="preserve">Correspondencia 1 a 1 con los RF del SRS, salvo UC-20/UC-20b que desagregan RF-20 para reflejar el flujo condicionado al bono contribución, y UC-20c que desagrega RF-21 para reflejar la revisión humana del comprobante antes de confirmar el turno (decisiones de diseño, no requisitos adicionales).</w:t>
       </w:r>
     </w:p>
     <w:p>
@@ -13674,7 +13813,7 @@
             <w:r>
               <w:drawing>
                 <wp:inline distT="0" distB="0" distL="0" distR="0">
-                  <wp:extent cx="6276975" cy="3209925"/>
+                  <wp:extent cx="6276975" cy="2638425"/>
                   <wp:effectExtent t="0" r="0" b="0" l="0"/>
                   <wp:docPr id="31" name="" descr="" title=""/>
                   <wp:cNvGraphicFramePr>
@@ -13699,7 +13838,7 @@
                         <pic:spPr bwMode="auto">
                           <a:xfrm>
                             <a:off x="0" y="0"/>
-                            <a:ext cx="6276975" cy="3209925"/>
+                            <a:ext cx="6276975" cy="2638425"/>
                           </a:xfrm>
                           <a:prstGeom prst="rect">
                             <a:avLst/>
@@ -16737,7 +16876,7 @@
         <w:spacing w:after="60"/>
       </w:pPr>
       <w:r>
-        <w:t xml:space="preserve">Se asume que el monto del bono contribución y la validez del comprobante los verifica un humano (operador), no el sistema — el sistema solo garantiza que no se confirme un turno sin comprobante cargado.</w:t>
+        <w:t xml:space="preserve">Se asume que el monto del bono contribución y la validez del comprobante los verifica un humano (operador), no el sistema — el sistema solo garantiza que no se confirme un turno sin que el operador haya revisado y aprobado el comprobante cargado.</w:t>
       </w:r>
     </w:p>
     <w:p>
@@ -19849,7 +19988,7 @@
         <w:t xml:space="preserve">Proceso: </w:t>
       </w:r>
       <w:r>
-        <w:t xml:space="preserve">valida disponibilidad; en el flujo de autogestión, el turno nace en estado PENDING_PAYMENT hasta que se cargue el comprobante del bono contribución.</w:t>
+        <w:t xml:space="preserve">valida disponibilidad; en el flujo de autogestión, el turno nace en estado PENDING_PAYMENT hasta que se cargue el comprobante del bono contribución, momento en el que pasa a PENDING_REVIEW a la espera de la revisión del operador (RF-21).</w:t>
       </w:r>
     </w:p>
     <w:p>
@@ -19905,7 +20044,7 @@
           <w:b/>
           <w:bCs/>
         </w:rPr>
-        <w:t xml:space="preserve">RF-21 — Gestionar turnos (reprogramación y cancelación)</w:t>
+        <w:t xml:space="preserve">RF-21 — Gestionar turnos (revisión, reprogramación y cancelación)</w:t>
       </w:r>
     </w:p>
     <w:p>
@@ -19925,7 +20064,7 @@
         <w:t xml:space="preserve">Descripción: </w:t>
       </w:r>
       <w:r>
-        <w:t xml:space="preserve">permite reprogramar y cancelar turnos.</w:t>
+        <w:t xml:space="preserve">permite revisar y aprobar el comprobante del bono contribución, y reprogramar o cancelar turnos.</w:t>
       </w:r>
     </w:p>
     <w:p>
@@ -19965,7 +20104,7 @@
         <w:t xml:space="preserve">Proceso: </w:t>
       </w:r>
       <w:r>
-        <w:t xml:space="preserve">valida pertenencia del turno (el beneficiario solo puede gestionar los propios); cambia fecha o estado a CANCELLED.</w:t>
+        <w:t xml:space="preserve">el turno cargado con comprobante (PENDING_REVIEW) no queda confirmado automáticamente: el operador lo revisa y recién ahí lo aprueba (PENDING_REVIEW → SCHEDULED, dispara RF-22) o lo cancela si el comprobante tiene un problema. Un turno ya SCHEDULED se puede reprogramar (conserva el estado) o cancelar; valida pertenencia del turno (el beneficiario solo puede gestionar los propios). El sistema valida además que el archivo subido sea realmente un PDF, JPG o PNG (por firma de bytes, no solo por el content-type declarado) y, si es PDF, que su texto sea compatible con un comprobante de pago.</w:t>
       </w:r>
     </w:p>
     <w:p>
@@ -21385,7 +21524,7 @@
         <w:spacing w:after="60"/>
       </w:pPr>
       <w:r>
-        <w:t xml:space="preserve">Turno de autogestión condicionado al pago: un turno creado por autogestión nace PENDING_PAYMENT y solo pasa a SCHEDULED (disparando la notificación de RF-22) cuando se sube el comprobante del bono contribución; el monto no lo valida el sistema, lo revisa un operador después.</w:t>
+        <w:t xml:space="preserve">Turno de autogestión condicionado al pago y a su revisión: un turno creado por autogestión nace PENDING_PAYMENT y pasa a PENDING_REVIEW cuando se sube el comprobante del bono contribución; recién pasa a SCHEDULED (disparando la notificación de RF-22) cuando un operador revisa ese comprobante y lo aprueba — el monto y la validez del comprobante no los valida el sistema, los revisa el operador antes de aprobar.</w:t>
       </w:r>
     </w:p>
     <w:p>
@@ -21450,7 +21589,7 @@
         <w:spacing w:after="60"/>
       </w:pPr>
       <w:r>
-        <w:t xml:space="preserve">Estados de Appointment: PENDING_PAYMENT, SCHEDULED, COMPLETED, MISSED, CANCELLED.</w:t>
+        <w:t xml:space="preserve">Estados de Appointment: PENDING_PAYMENT, PENDING_REVIEW, SCHEDULED, COMPLETED, MISSED, CANCELLED.</w:t>
       </w:r>
     </w:p>
     <w:p>
@@ -26478,7 +26617,7 @@
                 <w:sz w:val="17"/>
                 <w:szCs w:val="17"/>
               </w:rPr>
-              <w:t xml:space="preserve">1. El usuario completa el campo Email (A).</w:t>
+              <w:t xml:space="preserve">1. El usuario completa el campo Correo electrónico (A).</w:t>
             </w:r>
           </w:p>
         </w:tc>
@@ -26574,7 +26713,7 @@
                 <w:sz w:val="17"/>
                 <w:szCs w:val="17"/>
               </w:rPr>
-              <w:t xml:space="preserve">3. Hace clic en Ingresar (C).</w:t>
+              <w:t xml:space="preserve">3. Hace clic en Iniciar sesión (C).</w:t>
             </w:r>
           </w:p>
         </w:tc>
@@ -26597,7 +26736,7 @@
                 <w:sz w:val="17"/>
                 <w:szCs w:val="17"/>
               </w:rPr>
-              <w:t xml:space="preserve">4. El sistema valida las credenciales y redirige a la pantalla de inicio correspondiente a su rol.</w:t>
+              <w:t xml:space="preserve">4. El sistema valida las credenciales y redirige al portal correspondiente a su rol: /solicitante (Beneficiario), /operador (Operador) o /admin (Administrador).</w:t>
             </w:r>
           </w:p>
         </w:tc>
@@ -26622,7 +26761,7 @@
                 <w:sz w:val="17"/>
                 <w:szCs w:val="17"/>
               </w:rPr>
-              <w:t xml:space="preserve">5. (Opcional) El beneficiario sin cuenta hace clic en el enlace "¿Sos beneficiario? Registrate para pedir tu turno" (D).</w:t>
+              <w:t xml:space="preserve">5. (Opcional) El beneficiario sin cuenta hace clic en el enlace "¿Sos beneficiario? Registrate acá" (D).</w:t>
             </w:r>
           </w:p>
         </w:tc>
@@ -32697,7 +32836,7 @@
                 <w:sz w:val="18"/>
                 <w:szCs w:val="18"/>
               </w:rPr>
-              <w:t xml:space="preserve">Registrar, reprogramar o cancelar turnos de entrega/retiro, y revisar los pagos pendientes de la autogestión.</w:t>
+              <w:t xml:space="preserve">Registrar turnos, revisar y aprobar el comprobante del bono contribución de la autogestión, reprogramar o cancelar turnos, y registrar la asistencia del día.</w:t>
             </w:r>
           </w:p>
         </w:tc>
@@ -32746,7 +32885,7 @@
                 <w:sz w:val="18"/>
                 <w:szCs w:val="18"/>
               </w:rPr>
-              <w:t xml:space="preserve">El operador consulta la agenda de turnos, busca por beneficiario, registra un turno nuevo o modifica uno existente (reprogramar/cancelar), y revisa el comprobante de un turno pendiente de pago generado por autogestión.</w:t>
+              <w:t xml:space="preserve">El operador consulta la agenda de turnos, busca por beneficiario, registra un turno nuevo, aprueba o rechaza el comprobante de un turno pendiente de revisión (autogestión), reprograma o cancela un turno confirmado, y marca si el beneficiario asistió o faltó.</w:t>
             </w:r>
           </w:p>
         </w:tc>
@@ -33181,7 +33320,7 @@
                 <w:sz w:val="17"/>
                 <w:szCs w:val="17"/>
               </w:rPr>
-              <w:t xml:space="preserve">2. El sistema filtra la tabla de turnos (C) en vivo, mostrando fecha, hora, beneficiario y estado (D, badge).</w:t>
+              <w:t xml:space="preserve">2. El sistema filtra la tabla de turnos en vivo, mostrando fecha y hora, beneficiario, motivo del turno (atención general o retiro de un marco puntual) y estado (badge).</w:t>
             </w:r>
           </w:p>
         </w:tc>
@@ -33254,7 +33393,7 @@
                 <w:sz w:val="17"/>
                 <w:szCs w:val="17"/>
               </w:rPr>
-              <w:t xml:space="preserve">4. Para un turno existente, hace clic en Reprogramar (E) y elige nueva fecha/hora.</w:t>
+              <w:t xml:space="preserve">4. Para un turno Aceptado (C), el operador hace clic en Asistió (D) o Faltó (E) el día del turno.</w:t>
             </w:r>
           </w:p>
         </w:tc>
@@ -33277,7 +33416,7 @@
                 <w:sz w:val="17"/>
                 <w:szCs w:val="17"/>
               </w:rPr>
-              <w:t xml:space="preserve">5. El sistema actualiza el turno, que permanece SCHEDULED.</w:t>
+              <w:t xml:space="preserve">El sistema registra la asistencia (COMPLETED/MISSED), estado final para el panel de indicadores.</w:t>
             </w:r>
           </w:p>
         </w:tc>
@@ -33302,7 +33441,7 @@
                 <w:sz w:val="17"/>
                 <w:szCs w:val="17"/>
               </w:rPr>
-              <w:t xml:space="preserve">6. (Alternativa) Hace clic en Cancelar (F) y confirma el motivo.</w:t>
+              <w:t xml:space="preserve">5. (Alternativa) Hace clic en Reprogramar (F) sobre un turno Aceptado y elige nueva fecha/hora.</w:t>
             </w:r>
           </w:p>
         </w:tc>
@@ -33325,7 +33464,7 @@
                 <w:sz w:val="17"/>
                 <w:szCs w:val="17"/>
               </w:rPr>
-              <w:t xml:space="preserve">7. El sistema pasa el turno a CANCELLED.</w:t>
+              <w:t xml:space="preserve">El sistema actualiza el turno, que permanece SCHEDULED.</w:t>
             </w:r>
           </w:p>
         </w:tc>
@@ -33350,7 +33489,7 @@
                 <w:sz w:val="17"/>
                 <w:szCs w:val="17"/>
               </w:rPr>
-              <w:t xml:space="preserve">8. Si el turno está "Pendiente de pago" (D, autogestión), el operador hace clic en Ver comprobante (G).</w:t>
+              <w:t xml:space="preserve">6. (Alternativa) Hace clic en Cancelar y confirma el motivo (disponible tanto en un turno Aceptado como en uno Pendiente de revisión, letra J).</w:t>
             </w:r>
           </w:p>
         </w:tc>
@@ -33373,7 +33512,103 @@
                 <w:sz w:val="17"/>
                 <w:szCs w:val="17"/>
               </w:rPr>
-              <w:t xml:space="preserve">9. El sistema muestra el comprobante subido para que el operador lo revise y, si corresponde, confirme el turno manualmente.</w:t>
+              <w:t xml:space="preserve">El sistema pasa el turno a CANCELLED.</w:t>
+            </w:r>
+          </w:p>
+        </w:tc>
+      </w:tr>
+      <w:tr>
+        <w:tc>
+          <w:tcPr>
+            <w:tcW w:type="dxa" w:w="5040"/>
+            <w:tcMar>
+              <w:top w:type="dxa" w:w="60"/>
+              <w:left w:type="dxa" w:w="80"/>
+              <w:bottom w:type="dxa" w:w="60"/>
+              <w:right w:type="dxa" w:w="80"/>
+            </w:tcMar>
+            <w:vAlign w:val="center"/>
+          </w:tcPr>
+          <w:p>
+            <w:r>
+              <w:rPr>
+                <w:b w:val="false"/>
+                <w:bCs w:val="false"/>
+                <w:sz w:val="17"/>
+                <w:szCs w:val="17"/>
+              </w:rPr>
+              <w:t xml:space="preserve">7. Para un turno Pendiente de revisión (G, autogestión), el operador abre el comprobante cargado (H) y lo revisa.</w:t>
+            </w:r>
+          </w:p>
+        </w:tc>
+        <w:tc>
+          <w:tcPr>
+            <w:tcW w:type="dxa" w:w="5040"/>
+            <w:tcMar>
+              <w:top w:type="dxa" w:w="60"/>
+              <w:left w:type="dxa" w:w="80"/>
+              <w:bottom w:type="dxa" w:w="60"/>
+              <w:right w:type="dxa" w:w="80"/>
+            </w:tcMar>
+            <w:vAlign w:val="center"/>
+          </w:tcPr>
+          <w:p>
+            <w:r>
+              <w:rPr>
+                <w:b w:val="false"/>
+                <w:bCs w:val="false"/>
+                <w:sz w:val="17"/>
+                <w:szCs w:val="17"/>
+              </w:rPr>
+              <w:t xml:space="preserve"/>
+            </w:r>
+          </w:p>
+        </w:tc>
+      </w:tr>
+      <w:tr>
+        <w:tc>
+          <w:tcPr>
+            <w:tcW w:type="dxa" w:w="5040"/>
+            <w:tcMar>
+              <w:top w:type="dxa" w:w="60"/>
+              <w:left w:type="dxa" w:w="80"/>
+              <w:bottom w:type="dxa" w:w="60"/>
+              <w:right w:type="dxa" w:w="80"/>
+            </w:tcMar>
+            <w:vAlign w:val="center"/>
+          </w:tcPr>
+          <w:p>
+            <w:r>
+              <w:rPr>
+                <w:b w:val="false"/>
+                <w:bCs w:val="false"/>
+                <w:sz w:val="17"/>
+                <w:szCs w:val="17"/>
+              </w:rPr>
+              <w:t xml:space="preserve">8. Si el comprobante corresponde al bono contribución, hace clic en Aprobar (I).</w:t>
+            </w:r>
+          </w:p>
+        </w:tc>
+        <w:tc>
+          <w:tcPr>
+            <w:tcW w:type="dxa" w:w="5040"/>
+            <w:tcMar>
+              <w:top w:type="dxa" w:w="60"/>
+              <w:left w:type="dxa" w:w="80"/>
+              <w:bottom w:type="dxa" w:w="60"/>
+              <w:right w:type="dxa" w:w="80"/>
+            </w:tcMar>
+            <w:vAlign w:val="center"/>
+          </w:tcPr>
+          <w:p>
+            <w:r>
+              <w:rPr>
+                <w:b w:val="false"/>
+                <w:bCs w:val="false"/>
+                <w:sz w:val="17"/>
+                <w:szCs w:val="17"/>
+              </w:rPr>
+              <w:t xml:space="preserve">9. El sistema pasa el turno a SCHEDULED ("Aceptado") y dispara la notificación de confirmación.</w:t>
             </w:r>
           </w:p>
         </w:tc>
@@ -33551,7 +33786,7 @@
                 <w:sz w:val="18"/>
                 <w:szCs w:val="18"/>
               </w:rPr>
-              <w:t xml:space="preserve">Permitir que el beneficiario saque su turno sin asistir presencialmente y confirme el pago del bono contribución.</w:t>
+              <w:t xml:space="preserve">Permitir que el beneficiario saque su turno sin asistir presencialmente y cargue el comprobante del bono contribución para que un operador lo revise.</w:t>
             </w:r>
           </w:p>
         </w:tc>
@@ -33600,7 +33835,7 @@
                 <w:sz w:val="18"/>
                 <w:szCs w:val="18"/>
               </w:rPr>
-              <w:t xml:space="preserve">El beneficiario elige una fecha disponible, transfiere el bono contribución a la cuenta de la fundación, sube el comprobante y el sistema confirma el turno; también puede ver su historial de turnos pasados.</w:t>
+              <w:t xml:space="preserve">El beneficiario elige una fecha disponible, transfiere el bono contribución a la cuenta de la fundación y sube el comprobante; el turno queda pendiente de revisión hasta que un operador lo aprueba (RU-09). También puede ver su historial de turnos pasados.</w:t>
             </w:r>
           </w:p>
         </w:tc>
@@ -33698,7 +33933,7 @@
                 <w:sz w:val="18"/>
                 <w:szCs w:val="18"/>
               </w:rPr>
-              <w:t xml:space="preserve">RF-20, RF-21; RNF-01 (Autenticación y autorización, rol APPLICANT)</w:t>
+              <w:t xml:space="preserve">RF-20, RF-21 (revisión, reprogramación y cancelación); RNF-01 (Autenticación y autorización, rol APPLICANT)</w:t>
             </w:r>
           </w:p>
         </w:tc>
@@ -33796,7 +34031,7 @@
                 <w:sz w:val="18"/>
                 <w:szCs w:val="18"/>
               </w:rPr>
-              <w:t xml:space="preserve">Turno confirmado y visible en la agenda del staff (RU-09) para revisión posterior del comprobante por un operador.</w:t>
+              <w:t xml:space="preserve">Turno pendiente de revisión (o confirmado, si ya fue aprobado), visible en la agenda del staff (RU-09).</w:t>
             </w:r>
           </w:p>
         </w:tc>
@@ -33861,7 +34096,7 @@
             <w:r>
               <w:drawing>
                 <wp:inline distT="0" distB="0" distL="0" distR="0">
-                  <wp:extent cx="6276975" cy="3209925"/>
+                  <wp:extent cx="6276975" cy="2638425"/>
                   <wp:effectExtent t="0" r="0" b="0" l="0"/>
                   <wp:docPr id="54" name="" descr="" title=""/>
                   <wp:cNvGraphicFramePr>
@@ -33886,7 +34121,7 @@
                         <pic:spPr bwMode="auto">
                           <a:xfrm>
                             <a:off x="0" y="0"/>
-                            <a:ext cx="6276975" cy="3209925"/>
+                            <a:ext cx="6276975" cy="2638425"/>
                           </a:xfrm>
                           <a:prstGeom prst="rect">
                             <a:avLst/>
@@ -34035,7 +34270,7 @@
                 <w:sz w:val="17"/>
                 <w:szCs w:val="17"/>
               </w:rPr>
-              <w:t xml:space="preserve">2. El sistema crea el turno en estado PENDIENTE DE PAGO (B) y avanza al paso 2 ("Confirmar con bono contribución").</w:t>
+              <w:t xml:space="preserve">2. El sistema crea el turno en estado PENDING_PAYMENT y avanza al paso 2 ("Confirmar con bono contribución"), mostrando los datos de la cuenta de la fundación para transferir.</w:t>
             </w:r>
           </w:p>
         </w:tc>
@@ -34060,7 +34295,7 @@
                 <w:sz w:val="17"/>
                 <w:szCs w:val="17"/>
               </w:rPr>
-              <w:t xml:space="preserve"/>
+              <w:t xml:space="preserve">3. El beneficiario transfiere el bono contribución por fuera del sistema y sube el comprobante.</w:t>
             </w:r>
           </w:p>
         </w:tc>
@@ -34083,7 +34318,7 @@
                 <w:sz w:val="17"/>
                 <w:szCs w:val="17"/>
               </w:rPr>
-              <w:t xml:space="preserve">3. El sistema muestra la indicación de transferencia (C) con los datos de la cuenta de la fundación.</w:t>
+              <w:t xml:space="preserve">4. El sistema valida el archivo y pasa el turno a PENDING_REVIEW (B, badge "Pendiente de revisión"), avanzando al paso 3 ("En revisión", A) — todavía no se notifica ni queda confirmado. El panel muestra la nota de espera (C).</w:t>
             </w:r>
           </w:p>
         </w:tc>
@@ -34108,7 +34343,7 @@
                 <w:sz w:val="17"/>
                 <w:szCs w:val="17"/>
               </w:rPr>
-              <w:t xml:space="preserve">4. El beneficiario hace clic en el recuadro de Comprobante de transferencia (D), sube el archivo y hace clic en Subir comprobante (E).</w:t>
+              <w:t xml:space="preserve">5. (Cuando un operador aprueba el comprobante en RU-09)</w:t>
             </w:r>
           </w:p>
         </w:tc>
@@ -34131,7 +34366,7 @@
                 <w:sz w:val="17"/>
                 <w:szCs w:val="17"/>
               </w:rPr>
-              <w:t xml:space="preserve">5. El sistema pasa el turno a SCHEDULED (paso 3, "Turno confirmado") y dispara la notificación de confirmación.</w:t>
+              <w:t xml:space="preserve">El turno pasa a SCHEDULED (paso 4, "Turno aceptado") y el sistema dispara la notificación de confirmación.</w:t>
             </w:r>
           </w:p>
         </w:tc>
@@ -34156,7 +34391,7 @@
                 <w:sz w:val="17"/>
                 <w:szCs w:val="17"/>
               </w:rPr>
-              <w:t xml:space="preserve">6. (Opcional) El beneficiario revisa su Historial (F) de turnos pasados (asistidos/cancelados).</w:t>
+              <w:t xml:space="preserve">6. (Opcional) El beneficiario revisa su Historial (D) de turnos pasados (asistidos/cancelados).</w:t>
             </w:r>
           </w:p>
         </w:tc>
@@ -34216,7 +34451,33 @@
         <w:spacing w:after="70"/>
       </w:pPr>
       <w:r>
-        <w:t xml:space="preserve">4a. El beneficiario no sube comprobante: el turno permanece "Pendiente de pago" indefinidamente (no bloquea el resto de la app, pero no se confirma ni notifica).</w:t>
+        <w:t xml:space="preserve">3a. El beneficiario no sube comprobante: el turno permanece en PENDING_PAYMENT indefinidamente (no bloquea el resto de la app, pero no se confirma ni notifica).</w:t>
+      </w:r>
+    </w:p>
+    <w:p>
+      <w:pPr>
+        <w:pStyle w:val="ListParagraph"/>
+        <w:numPr>
+          <w:ilvl w:val="0"/>
+          <w:numId w:val="7"/>
+        </w:numPr>
+        <w:spacing w:after="70"/>
+      </w:pPr>
+      <w:r>
+        <w:t xml:space="preserve">4a. El archivo no es válido, o el PDF no parece un comprobante de pago: el sistema rechaza la carga y el beneficiario puede reintentarla.</w:t>
+      </w:r>
+    </w:p>
+    <w:p>
+      <w:pPr>
+        <w:pStyle w:val="ListParagraph"/>
+        <w:numPr>
+          <w:ilvl w:val="0"/>
+          <w:numId w:val="7"/>
+        </w:numPr>
+        <w:spacing w:after="70"/>
+      </w:pPr>
+      <w:r>
+        <w:t xml:space="preserve">5a. El operador encuentra un problema en el comprobante: cancela el turno (RU-09) en lugar de aprobarlo; el sistema lo pasa a CANCELLED y notifica al beneficiario.</w:t>
       </w:r>
     </w:p>
     <w:p>
@@ -37366,7 +37627,7 @@
         <w:spacing w:after="140"/>
       </w:pPr>
       <w:r>
-        <w:t xml:space="preserve">Notación UML de diagramas de colaboración/comunicación: objetos como cajas, enlaces (asociaciones) entre los que se comunican, y mensajes numerados sobre el enlace en el orden en que ocurren (1, 2, 2.1, 3, …). Son la contracara de los diagramas de secuencia de la Vista de Procesos del Documento de Arquitectura: mismas interacciones, foco en quién habla con quién en lugar de en la línea de tiempo. Se eligieron siete escenarios distintos a los de la Vista de Procesos (salvo la asignación de marco, que se repite por ser el caso más representativo) para no duplicar contenido y cubrir más patrones arquitectónicos.</w:t>
+        <w:t xml:space="preserve">Notación UML de diagramas de colaboración/comunicación: objetos como cajas, enlaces (asociaciones) entre los que se comunican, y mensajes numerados sobre el enlace en el orden en que ocurren (1, 2, 2.1, 3, …). Son la contracara de los diagramas de secuencia de la Vista de Procesos del Documento de Arquitectura: mismas interacciones, foco en quién habla con quién en lugar de en la línea de tiempo. Se eligieron ocho escenarios distintos a los de la Vista de Procesos (salvo la asignación de marco, que se repite por ser el caso más representativo) para no duplicar contenido y cubrir más patrones arquitectónicos.</w:t>
       </w:r>
     </w:p>
     <w:p>
@@ -37795,7 +38056,7 @@
         <w:spacing w:after="180" w:before="420"/>
       </w:pPr>
       <w:r>
-        <w:t xml:space="preserve">CD-5 — Confirmar turno con comprobante de bono contribución (UC-20b)</w:t>
+        <w:t xml:space="preserve">CD-5 — Cargar comprobante de bono contribución (UC-20b)</w:t>
       </w:r>
     </w:p>
     <w:tbl>
@@ -37837,7 +38098,7 @@
             <w:r>
               <w:drawing>
                 <wp:inline distT="0" distB="0" distL="0" distR="0">
-                  <wp:extent cx="6276975" cy="2124075"/>
+                  <wp:extent cx="6276975" cy="1257300"/>
                   <wp:effectExtent t="0" r="0" b="0" l="0"/>
                   <wp:docPr id="63" name="" descr="" title=""/>
                   <wp:cNvGraphicFramePr>
@@ -37862,7 +38123,7 @@
                         <pic:spPr bwMode="auto">
                           <a:xfrm>
                             <a:off x="0" y="0"/>
-                            <a:ext cx="6276975" cy="2124075"/>
+                            <a:ext cx="6276975" cy="1257300"/>
                           </a:xfrm>
                           <a:prstGeom prst="rect">
                             <a:avLst/>
@@ -37888,7 +38149,7 @@
         <w:spacing w:after="140"/>
       </w:pPr>
       <w:r>
-        <w:t xml:space="preserve">El orchestrator de appointments coordina tres colaboradores tras la carga del comprobante: AppointmentServiceHandler (que sube el archivo a R2 y confirma el turno), ApplicantService (para obtener el email) y NotificationClient (best-effort: un fallo ahí no revierte la confirmación ya persistida).</w:t>
+        <w:t xml:space="preserve">El beneficiario sube el comprobante desde el portal de autogestión: el orchestrator de appointments delega en un único colaborador, AppointmentServiceHandler (que sube el archivo a R2 y deja el turno en PENDING_REVIEW). A diferencia de la versión anterior de este flujo, subir el comprobante ya no confirma el turno ni dispara notificación — eso ahora es un paso aparte, a cargo de un operador (CD-8).</w:t>
       </w:r>
     </w:p>
     <w:p>
@@ -38101,246 +38362,7 @@
         <w:spacing w:after="180" w:before="420"/>
       </w:pPr>
       <w:r>
-        <w:t xml:space="preserve">Notas de trazabilidad</w:t>
-      </w:r>
-    </w:p>
-    <w:p>
-      <w:pPr>
-        <w:pStyle w:val="ListParagraph"/>
-        <w:numPr>
-          <w:ilvl w:val="0"/>
-          <w:numId w:val="8"/>
-        </w:numPr>
-        <w:spacing w:after="70"/>
-      </w:pPr>
-      <w:r>
-        <w:t xml:space="preserve">CD-1, CD-3 y CD-7 ilustran el patrón de orchestrator delgado / único dominio.</w:t>
-      </w:r>
-    </w:p>
-    <w:p>
-      <w:pPr>
-        <w:pStyle w:val="ListParagraph"/>
-        <w:numPr>
-          <w:ilvl w:val="0"/>
-          <w:numId w:val="8"/>
-        </w:numPr>
-        <w:spacing w:after="70"/>
-      </w:pPr>
-      <w:r>
-        <w:t xml:space="preserve">CD-4 y CD-5 ilustran composición cross-domain, siempre concentrada en el orchestrator.</w:t>
-      </w:r>
-    </w:p>
-    <w:p>
-      <w:pPr>
-        <w:pStyle w:val="ListParagraph"/>
-        <w:numPr>
-          <w:ilvl w:val="0"/>
-          <w:numId w:val="8"/>
-        </w:numPr>
-        <w:spacing w:after="70"/>
-      </w:pPr>
-      <w:r>
-        <w:t xml:space="preserve">CD-2 y CD-6 ilustran los dos puntos de entrada no convencionales del sistema: login (primer contacto, sin pertenencia que validar) y el webhook (sin usuario autenticado en absoluto).</w:t>
-      </w:r>
-    </w:p>
-    <w:p>
-      <w:pPr>
-        <w:pStyle w:val="ListParagraph"/>
-        <w:numPr>
-          <w:ilvl w:val="0"/>
-          <w:numId w:val="8"/>
-        </w:numPr>
-        <w:spacing w:after="70"/>
-      </w:pPr>
-      <w:r>
-        <w:t xml:space="preserve">La corrección aplicada en CD-2 también se propagó al diagrama de secuencia equivalente en docs/arquitectura/ARQUITECTURA.md (sección 4.1), para que ambos documentos queden consistentes.</w:t>
-      </w:r>
-    </w:p>
-    <w:p>
-      <w:r>
-        <w:br w:type="page"/>
-      </w:r>
-    </w:p>
-    <w:p>
-      <w:pPr>
-        <w:spacing w:before="1000"/>
-      </w:pPr>
-    </w:p>
-    <w:p>
-      <w:pPr>
-        <w:spacing w:after="200"/>
-        <w:jc w:val="center"/>
-      </w:pPr>
-      <w:r>
-        <w:rPr>
-          <w:b/>
-          <w:bCs/>
-          <w:sz w:val="38"/>
-          <w:szCs w:val="38"/>
-        </w:rPr>
-        <w:t xml:space="preserve">Modelo de Base de Datos</w:t>
-      </w:r>
-    </w:p>
-    <w:p>
-      <w:pPr>
-        <w:spacing w:after="100"/>
-        <w:jc w:val="center"/>
-      </w:pPr>
-      <w:r>
-        <w:rPr>
-          <w:sz w:val="26"/>
-          <w:szCs w:val="26"/>
-        </w:rPr>
-        <w:t xml:space="preserve">Sistema Banco de Anteojos — Fundación Hacer Futuro</w:t>
-      </w:r>
-    </w:p>
-    <w:p>
-      <w:pPr>
-        <w:spacing w:after="800"/>
-        <w:jc w:val="center"/>
-      </w:pPr>
-      <w:r>
-        <w:rPr>
-          <w:i/>
-          <w:iCs/>
-          <w:sz w:val="20"/>
-          <w:szCs w:val="20"/>
-        </w:rPr>
-        <w:t xml:space="preserve">PostgreSQL / Flyway · Proyecto Final UTN-FRT 2026 · ID T045</w:t>
-      </w:r>
-    </w:p>
-    <w:p>
-      <w:r>
-        <w:br w:type="page"/>
-      </w:r>
-    </w:p>
-    <w:p>
-      <w:pPr>
-        <w:spacing w:after="140"/>
-      </w:pPr>
-      <w:r>
-        <w:t xml:space="preserve">Modelo físico relacional (PostgreSQL), reconstruido a partir de las migraciones Flyway (backend/src/main/resources/db/migration/V1 a V14), que son la única fuente de verdad del schema (Hibernate corre en modo none). A diferencia de la Vista Lógica del Documento de Arquitectura —que modela conceptos de dominio—, este documento describe las tablas, columnas, tipos y restricciones reales tal como existen en la base.</w:t>
-      </w:r>
-    </w:p>
-    <w:p>
-      <w:pPr>
-        <w:pStyle w:val="Heading1"/>
-        <w:spacing w:after="180" w:before="420"/>
-      </w:pPr>
-      <w:r>
-        <w:t xml:space="preserve">1. Convenciones del schema</w:t>
-      </w:r>
-    </w:p>
-    <w:p>
-      <w:pPr>
-        <w:pStyle w:val="ListParagraph"/>
-        <w:numPr>
-          <w:ilvl w:val="0"/>
-          <w:numId w:val="9"/>
-        </w:numPr>
-        <w:spacing w:after="70"/>
-      </w:pPr>
-      <w:r>
-        <w:t xml:space="preserve">snake_case; tablas en plural, columnas en singular.</w:t>
-      </w:r>
-    </w:p>
-    <w:p>
-      <w:pPr>
-        <w:pStyle w:val="ListParagraph"/>
-        <w:numPr>
-          <w:ilvl w:val="0"/>
-          <w:numId w:val="9"/>
-        </w:numPr>
-        <w:spacing w:after="70"/>
-      </w:pPr>
-      <w:r>
-        <w:t xml:space="preserve">Toda PK se llama id (BIGSERIAL); toda FK &lt;entidad&gt;_id.</w:t>
-      </w:r>
-    </w:p>
-    <w:p>
-      <w:pPr>
-        <w:pStyle w:val="ListParagraph"/>
-        <w:numPr>
-          <w:ilvl w:val="0"/>
-          <w:numId w:val="9"/>
-        </w:numPr>
-        <w:spacing w:after="70"/>
-      </w:pPr>
-      <w:r>
-        <w:t xml:space="preserve">Timestamps de instante en _at (TIMESTAMP WITHOUT TIME ZONE); fechas puras en _date (DATE).</w:t>
-      </w:r>
-    </w:p>
-    <w:p>
-      <w:pPr>
-        <w:pStyle w:val="ListParagraph"/>
-        <w:numPr>
-          <w:ilvl w:val="0"/>
-          <w:numId w:val="9"/>
-        </w:numPr>
-        <w:spacing w:after="70"/>
-      </w:pPr>
-      <w:r>
-        <w:t xml:space="preserve">Booleanos con prefijo is_/tal cual (identity_validated), NOT NULL + DEFAULT coherente.</w:t>
-      </w:r>
-    </w:p>
-    <w:p>
-      <w:pPr>
-        <w:pStyle w:val="ListParagraph"/>
-        <w:numPr>
-          <w:ilvl w:val="0"/>
-          <w:numId w:val="9"/>
-        </w:numPr>
-        <w:spacing w:after="70"/>
-      </w:pPr>
-      <w:r>
-        <w:t xml:space="preserve">Estados como VARCHAR(n) con CHECK explícito — excepto shipment_events.status, que guarda el valor crudo del carrier sin restricción.</w:t>
-      </w:r>
-    </w:p>
-    <w:p>
-      <w:pPr>
-        <w:pStyle w:val="ListParagraph"/>
-        <w:numPr>
-          <w:ilvl w:val="0"/>
-          <w:numId w:val="9"/>
-        </w:numPr>
-        <w:spacing w:after="70"/>
-      </w:pPr>
-      <w:r>
-        <w:t xml:space="preserve">Ningún binario se persiste en la base: PDFs e imágenes van a Cloudflare R2; las tablas guardan la key del objeto, nunca una URL.</w:t>
-      </w:r>
-    </w:p>
-    <w:p>
-      <w:pPr>
-        <w:pStyle w:val="ListParagraph"/>
-        <w:numPr>
-          <w:ilvl w:val="0"/>
-          <w:numId w:val="9"/>
-        </w:numPr>
-        <w:spacing w:after="70"/>
-      </w:pPr>
-      <w:r>
-        <w:t xml:space="preserve">Las migraciones son append-only: un cambio de schema siempre es una migración nueva, nunca se edita una ya aplicada.</w:t>
-      </w:r>
-    </w:p>
-    <w:p>
-      <w:pPr>
-        <w:pStyle w:val="Heading1"/>
-        <w:spacing w:after="180" w:before="420"/>
-      </w:pPr>
-      <w:r>
-        <w:t xml:space="preserve">2. Diagrama</w:t>
-      </w:r>
-    </w:p>
-    <w:p>
-      <w:pPr>
-        <w:spacing w:after="140"/>
-      </w:pPr>
-      <w:r>
-        <w:rPr>
-          <w:i/>
-          <w:iCs/>
-        </w:rPr>
-        <w:t xml:space="preserve">Las 13 tablas del esquema en un único diagrama.</w:t>
+        <w:t xml:space="preserve">CD-8 — Aprobar comprobante de turno (UC-20c)</w:t>
       </w:r>
     </w:p>
     <w:tbl>
@@ -38382,7 +38404,7 @@
             <w:r>
               <w:drawing>
                 <wp:inline distT="0" distB="0" distL="0" distR="0">
-                  <wp:extent cx="6276975" cy="4152900"/>
+                  <wp:extent cx="6276975" cy="2124075"/>
                   <wp:effectExtent t="0" r="0" b="0" l="0"/>
                   <wp:docPr id="66" name="" descr="" title=""/>
                   <wp:cNvGraphicFramePr>
@@ -38407,6 +38429,360 @@
                         <pic:spPr bwMode="auto">
                           <a:xfrm>
                             <a:off x="0" y="0"/>
+                            <a:ext cx="6276975" cy="2124075"/>
+                          </a:xfrm>
+                          <a:prstGeom prst="rect">
+                            <a:avLst/>
+                          </a:prstGeom>
+                        </pic:spPr>
+                      </pic:pic>
+                    </a:graphicData>
+                  </a:graphic>
+                </wp:inline>
+              </w:drawing>
+            </w:r>
+          </w:p>
+        </w:tc>
+      </w:tr>
+    </w:tbl>
+    <w:p>
+      <w:pPr>
+        <w:spacing w:after="100"/>
+      </w:pPr>
+    </w:p>
+    <w:p>
+      <w:pPr>
+        <w:spacing w:after="140"/>
+      </w:pPr>
+      <w:r>
+        <w:t xml:space="preserve">El operador revisa el comprobante cargado en CD-5 y lo aprueba: recién acá el orchestrator de appointments coordina tres colaboradores, igual que hacía la versión anterior de CD-5 antes de separarse en dos casos de uso: AppointmentServiceHandler (que confirma el turno, PENDING_REVIEW → SCHEDULED), ApplicantService (para obtener el email) y NotificationClient (best-effort: un fallo ahí no revierte la aprobación ya persistida).</w:t>
+      </w:r>
+    </w:p>
+    <w:p>
+      <w:pPr>
+        <w:pStyle w:val="Heading1"/>
+        <w:spacing w:after="180" w:before="420"/>
+      </w:pPr>
+      <w:r>
+        <w:t xml:space="preserve">Notas de trazabilidad</w:t>
+      </w:r>
+    </w:p>
+    <w:p>
+      <w:pPr>
+        <w:pStyle w:val="ListParagraph"/>
+        <w:numPr>
+          <w:ilvl w:val="0"/>
+          <w:numId w:val="8"/>
+        </w:numPr>
+        <w:spacing w:after="70"/>
+      </w:pPr>
+      <w:r>
+        <w:t xml:space="preserve">CD-1, CD-3, CD-5 y CD-7 ilustran el patrón de orchestrator delgado / único dominio (CD-3 y CD-5 hablan además con un cliente de terceros, R2StorageClient, sin que eso las vuelva cross-domain: siguen dentro de applicants y appointments respectivamente).</w:t>
+      </w:r>
+    </w:p>
+    <w:p>
+      <w:pPr>
+        <w:pStyle w:val="ListParagraph"/>
+        <w:numPr>
+          <w:ilvl w:val="0"/>
+          <w:numId w:val="8"/>
+        </w:numPr>
+        <w:spacing w:after="70"/>
+      </w:pPr>
+      <w:r>
+        <w:t xml:space="preserve">CD-4 y CD-8 ilustran composición cross-domain, siempre concentrada en el orchestrator.</w:t>
+      </w:r>
+    </w:p>
+    <w:p>
+      <w:pPr>
+        <w:pStyle w:val="ListParagraph"/>
+        <w:numPr>
+          <w:ilvl w:val="0"/>
+          <w:numId w:val="8"/>
+        </w:numPr>
+        <w:spacing w:after="70"/>
+      </w:pPr>
+      <w:r>
+        <w:t xml:space="preserve">CD-5 y CD-8 son las dos mitades de un mismo flujo, partido en dos casos de uso (UC-20b/UC-20c) a propósito: cargar el comprobante ya no confirma el turno por sí solo, hace falta que un operador lo revise y apruebe.</w:t>
+      </w:r>
+    </w:p>
+    <w:p>
+      <w:pPr>
+        <w:pStyle w:val="ListParagraph"/>
+        <w:numPr>
+          <w:ilvl w:val="0"/>
+          <w:numId w:val="8"/>
+        </w:numPr>
+        <w:spacing w:after="70"/>
+      </w:pPr>
+      <w:r>
+        <w:t xml:space="preserve">CD-2 y CD-6 ilustran los dos puntos de entrada no convencionales del sistema: login (primer contacto, sin pertenencia que validar) y el webhook (sin usuario autenticado en absoluto).</w:t>
+      </w:r>
+    </w:p>
+    <w:p>
+      <w:pPr>
+        <w:pStyle w:val="ListParagraph"/>
+        <w:numPr>
+          <w:ilvl w:val="0"/>
+          <w:numId w:val="8"/>
+        </w:numPr>
+        <w:spacing w:after="70"/>
+      </w:pPr>
+      <w:r>
+        <w:t xml:space="preserve">La corrección aplicada en CD-2 también se propagó al diagrama de secuencia equivalente en docs/arquitectura/ARQUITECTURA.md (sección 4.1), para que ambos documentos queden consistentes.</w:t>
+      </w:r>
+    </w:p>
+    <w:p>
+      <w:r>
+        <w:br w:type="page"/>
+      </w:r>
+    </w:p>
+    <w:p>
+      <w:pPr>
+        <w:spacing w:before="1000"/>
+      </w:pPr>
+    </w:p>
+    <w:p>
+      <w:pPr>
+        <w:spacing w:after="200"/>
+        <w:jc w:val="center"/>
+      </w:pPr>
+      <w:r>
+        <w:rPr>
+          <w:b/>
+          <w:bCs/>
+          <w:sz w:val="38"/>
+          <w:szCs w:val="38"/>
+        </w:rPr>
+        <w:t xml:space="preserve">Modelo de Base de Datos</w:t>
+      </w:r>
+    </w:p>
+    <w:p>
+      <w:pPr>
+        <w:spacing w:after="100"/>
+        <w:jc w:val="center"/>
+      </w:pPr>
+      <w:r>
+        <w:rPr>
+          <w:sz w:val="26"/>
+          <w:szCs w:val="26"/>
+        </w:rPr>
+        <w:t xml:space="preserve">Sistema Banco de Anteojos — Fundación Hacer Futuro</w:t>
+      </w:r>
+    </w:p>
+    <w:p>
+      <w:pPr>
+        <w:spacing w:after="800"/>
+        <w:jc w:val="center"/>
+      </w:pPr>
+      <w:r>
+        <w:rPr>
+          <w:i/>
+          <w:iCs/>
+          <w:sz w:val="20"/>
+          <w:szCs w:val="20"/>
+        </w:rPr>
+        <w:t xml:space="preserve">PostgreSQL / Flyway · Proyecto Final UTN-FRT 2026 · ID T045</w:t>
+      </w:r>
+    </w:p>
+    <w:p>
+      <w:r>
+        <w:br w:type="page"/>
+      </w:r>
+    </w:p>
+    <w:p>
+      <w:pPr>
+        <w:spacing w:after="140"/>
+      </w:pPr>
+      <w:r>
+        <w:t xml:space="preserve">Modelo físico relacional (PostgreSQL), reconstruido a partir de las migraciones Flyway (backend/src/main/resources/db/migration/V1 a V16; V15 solo carga un usuario semilla, no altera el schema), que son la única fuente de verdad del schema (Hibernate corre en modo none). A diferencia de la Vista Lógica del Documento de Arquitectura —que modela conceptos de dominio—, este documento describe las tablas, columnas, tipos y restricciones reales tal como existen en la base.</w:t>
+      </w:r>
+    </w:p>
+    <w:p>
+      <w:pPr>
+        <w:pStyle w:val="Heading1"/>
+        <w:spacing w:after="180" w:before="420"/>
+      </w:pPr>
+      <w:r>
+        <w:t xml:space="preserve">1. Convenciones del schema</w:t>
+      </w:r>
+    </w:p>
+    <w:p>
+      <w:pPr>
+        <w:pStyle w:val="ListParagraph"/>
+        <w:numPr>
+          <w:ilvl w:val="0"/>
+          <w:numId w:val="9"/>
+        </w:numPr>
+        <w:spacing w:after="70"/>
+      </w:pPr>
+      <w:r>
+        <w:t xml:space="preserve">snake_case; tablas en plural, columnas en singular.</w:t>
+      </w:r>
+    </w:p>
+    <w:p>
+      <w:pPr>
+        <w:pStyle w:val="ListParagraph"/>
+        <w:numPr>
+          <w:ilvl w:val="0"/>
+          <w:numId w:val="9"/>
+        </w:numPr>
+        <w:spacing w:after="70"/>
+      </w:pPr>
+      <w:r>
+        <w:t xml:space="preserve">Toda PK se llama id (BIGSERIAL); toda FK &lt;entidad&gt;_id.</w:t>
+      </w:r>
+    </w:p>
+    <w:p>
+      <w:pPr>
+        <w:pStyle w:val="ListParagraph"/>
+        <w:numPr>
+          <w:ilvl w:val="0"/>
+          <w:numId w:val="9"/>
+        </w:numPr>
+        <w:spacing w:after="70"/>
+      </w:pPr>
+      <w:r>
+        <w:t xml:space="preserve">Timestamps de instante en _at (TIMESTAMP WITHOUT TIME ZONE); fechas puras en _date (DATE).</w:t>
+      </w:r>
+    </w:p>
+    <w:p>
+      <w:pPr>
+        <w:pStyle w:val="ListParagraph"/>
+        <w:numPr>
+          <w:ilvl w:val="0"/>
+          <w:numId w:val="9"/>
+        </w:numPr>
+        <w:spacing w:after="70"/>
+      </w:pPr>
+      <w:r>
+        <w:t xml:space="preserve">Booleanos con prefijo is_/tal cual (identity_validated), NOT NULL + DEFAULT coherente.</w:t>
+      </w:r>
+    </w:p>
+    <w:p>
+      <w:pPr>
+        <w:pStyle w:val="ListParagraph"/>
+        <w:numPr>
+          <w:ilvl w:val="0"/>
+          <w:numId w:val="9"/>
+        </w:numPr>
+        <w:spacing w:after="70"/>
+      </w:pPr>
+      <w:r>
+        <w:t xml:space="preserve">Estados como VARCHAR(n) con CHECK explícito — excepto shipment_events.status, que guarda el valor crudo del carrier sin restricción.</w:t>
+      </w:r>
+    </w:p>
+    <w:p>
+      <w:pPr>
+        <w:pStyle w:val="ListParagraph"/>
+        <w:numPr>
+          <w:ilvl w:val="0"/>
+          <w:numId w:val="9"/>
+        </w:numPr>
+        <w:spacing w:after="70"/>
+      </w:pPr>
+      <w:r>
+        <w:t xml:space="preserve">Ningún binario se persiste en la base: PDFs e imágenes van a Cloudflare R2; las tablas guardan la key del objeto, nunca una URL.</w:t>
+      </w:r>
+    </w:p>
+    <w:p>
+      <w:pPr>
+        <w:pStyle w:val="ListParagraph"/>
+        <w:numPr>
+          <w:ilvl w:val="0"/>
+          <w:numId w:val="9"/>
+        </w:numPr>
+        <w:spacing w:after="70"/>
+      </w:pPr>
+      <w:r>
+        <w:t xml:space="preserve">Las migraciones son append-only: un cambio de schema siempre es una migración nueva, nunca se edita una ya aplicada.</w:t>
+      </w:r>
+    </w:p>
+    <w:p>
+      <w:pPr>
+        <w:pStyle w:val="Heading1"/>
+        <w:spacing w:after="180" w:before="420"/>
+      </w:pPr>
+      <w:r>
+        <w:t xml:space="preserve">2. Diagrama</w:t>
+      </w:r>
+    </w:p>
+    <w:p>
+      <w:pPr>
+        <w:spacing w:after="140"/>
+      </w:pPr>
+      <w:r>
+        <w:rPr>
+          <w:i/>
+          <w:iCs/>
+        </w:rPr>
+        <w:t xml:space="preserve">Las 13 tablas del esquema en un único diagrama.</w:t>
+      </w:r>
+    </w:p>
+    <w:tbl>
+      <w:tblPr>
+        <w:tblW w:type="dxa" w:w="10080"/>
+        <w:tblBorders>
+          <w:top w:val="single" w:color="auto" w:sz="4"/>
+          <w:left w:val="single" w:color="auto" w:sz="4"/>
+          <w:bottom w:val="single" w:color="auto" w:sz="4"/>
+          <w:right w:val="single" w:color="auto" w:sz="4"/>
+          <w:insideH w:val="single" w:color="auto" w:sz="4"/>
+          <w:insideV w:val="single" w:color="auto" w:sz="4"/>
+        </w:tblBorders>
+      </w:tblPr>
+      <w:tblGrid>
+        <w:gridCol w:w="10080"/>
+      </w:tblGrid>
+      <w:tr>
+        <w:tc>
+          <w:tcPr>
+            <w:tcW w:type="dxa" w:w="10080"/>
+            <w:tcBorders>
+              <w:top w:val="single" w:color="999999" w:sz="4"/>
+              <w:left w:val="single" w:color="999999" w:sz="4"/>
+              <w:bottom w:val="single" w:color="999999" w:sz="4"/>
+              <w:right w:val="single" w:color="999999" w:sz="4"/>
+            </w:tcBorders>
+            <w:tcMar>
+              <w:top w:type="dxa" w:w="100"/>
+              <w:left w:type="dxa" w:w="100"/>
+              <w:bottom w:type="dxa" w:w="100"/>
+              <w:right w:type="dxa" w:w="100"/>
+            </w:tcMar>
+          </w:tcPr>
+          <w:p>
+            <w:pPr>
+              <w:jc w:val="center"/>
+            </w:pPr>
+            <w:r>
+              <w:drawing>
+                <wp:inline distT="0" distB="0" distL="0" distR="0">
+                  <wp:extent cx="6276975" cy="4152900"/>
+                  <wp:effectExtent t="0" r="0" b="0" l="0"/>
+                  <wp:docPr id="67" name="" descr="" title=""/>
+                  <wp:cNvGraphicFramePr>
+                    <a:graphicFrameLocks xmlns:a="http://schemas.openxmlformats.org/drawingml/2006/main" noChangeAspect="1"/>
+                  </wp:cNvGraphicFramePr>
+                  <a:graphic xmlns:a="http://schemas.openxmlformats.org/drawingml/2006/main">
+                    <a:graphicData uri="http://schemas.openxmlformats.org/drawingml/2006/picture">
+                      <pic:pic xmlns:pic="http://schemas.openxmlformats.org/drawingml/2006/picture">
+                        <pic:nvPicPr>
+                          <pic:cNvPr id="67" name="" descr=""/>
+                          <pic:cNvPicPr>
+                            <a:picLocks noChangeAspect="1" noChangeArrowheads="1"/>
+                          </pic:cNvPicPr>
+                        </pic:nvPicPr>
+                        <pic:blipFill>
+                          <a:blip r:embed="rId67" cstate="none"/>
+                          <a:srcRect/>
+                          <a:stretch>
+                            <a:fillRect/>
+                          </a:stretch>
+                        </pic:blipFill>
+                        <pic:spPr bwMode="auto">
+                          <a:xfrm>
+                            <a:off x="0" y="0"/>
                             <a:ext cx="6276975" cy="4152900"/>
                           </a:xfrm>
                           <a:prstGeom prst="rect">
@@ -46087,7 +46463,7 @@
         <w:spacing w:after="140" w:before="280"/>
       </w:pPr>
       <w:r>
-        <w:t xml:space="preserve">appointments — V10, alterada en V14</w:t>
+        <w:t xml:space="preserve">appointments — V10, alterada en V14 y V16</w:t>
       </w:r>
     </w:p>
     <w:tbl>
@@ -46661,7 +47037,7 @@
                 <w:sz w:val="17"/>
                 <w:szCs w:val="17"/>
               </w:rPr>
-              <w:t xml:space="preserve">NOT NULL, DEFAULT PENDING_PAYMENT, CHECK IN (5 valores)</w:t>
+              <w:t xml:space="preserve">NOT NULL, DEFAULT PENDING_PAYMENT, CHECK IN (6 valores)</w:t>
             </w:r>
           </w:p>
         </w:tc>
@@ -46684,7 +47060,7 @@
                 <w:sz w:val="17"/>
                 <w:szCs w:val="17"/>
               </w:rPr>
-              <w:t xml:space="preserve">el default cambió de SCHEDULED a PENDING_PAYMENT en V14 (bono contribución)</w:t>
+              <w:t xml:space="preserve">V16 agrega PENDING_REVIEW entre la carga del comprobante y su aprobación por un operador</w:t>
             </w:r>
           </w:p>
         </w:tc>
@@ -52673,7 +53049,7 @@
         <w:spacing w:after="70"/>
       </w:pPr>
       <w:r>
-        <w:t xml:space="preserve">Migraciones append-only: los ALTER TABLE de V6, V9, V13 y V14 agregan columnas o reemplazan un CHECK completo (DROP CONSTRAINT + ADD CONSTRAINT), nunca editan una migración ya aplicada.</w:t>
+        <w:t xml:space="preserve">Migraciones append-only: los ALTER TABLE de V6, V9, V13, V14 y V16 agregan columnas o reemplazan un CHECK completo (DROP CONSTRAINT + ADD CONSTRAINT), nunca editan una migración ya aplicada.</w:t>
       </w:r>
     </w:p>
     <w:sectPr>
